--- a/知识点整理/复习6.docx
+++ b/知识点整理/复习6.docx
@@ -434,7 +434,52 @@
           <w:rFonts w:hint="eastAsia"/>
           <w:lang w:val="en-US" w:eastAsia="zh-CN"/>
         </w:rPr>
-        <w:t xml:space="preserve"> : There are concerns about Data Privacy, Bias, and Over-dependence.</w:t>
+        <w:t xml:space="preserve"> : There are concerns about </w:t>
+      </w:r>
+      <w:r>
+        <w:rPr>
+          <w:rFonts w:hint="eastAsia"/>
+          <w:highlight w:val="yellow"/>
+          <w:lang w:val="en-US" w:eastAsia="zh-CN"/>
+        </w:rPr>
+        <w:t>Data Privacy</w:t>
+      </w:r>
+      <w:r>
+        <w:rPr>
+          <w:rFonts w:hint="eastAsia"/>
+          <w:lang w:val="en-US" w:eastAsia="zh-CN"/>
+        </w:rPr>
+        <w:t xml:space="preserve">, </w:t>
+      </w:r>
+      <w:r>
+        <w:rPr>
+          <w:rFonts w:hint="eastAsia"/>
+          <w:highlight w:val="yellow"/>
+          <w:lang w:val="en-US" w:eastAsia="zh-CN"/>
+        </w:rPr>
+        <w:t>Bias</w:t>
+      </w:r>
+      <w:r>
+        <w:rPr>
+          <w:rFonts w:hint="eastAsia"/>
+          <w:lang w:val="en-US" w:eastAsia="zh-CN"/>
+        </w:rPr>
+        <w:t xml:space="preserve">, and </w:t>
+      </w:r>
+      <w:r>
+        <w:rPr>
+          <w:rFonts w:hint="eastAsia"/>
+          <w:highlight w:val="yellow"/>
+          <w:lang w:val="en-US" w:eastAsia="zh-CN"/>
+        </w:rPr>
+        <w:t>Over-dependence</w:t>
+      </w:r>
+      <w:r>
+        <w:rPr>
+          <w:rFonts w:hint="eastAsia"/>
+          <w:lang w:val="en-US" w:eastAsia="zh-CN"/>
+        </w:rPr>
+        <w:t>.</w:t>
       </w:r>
     </w:p>
     <w:p>
@@ -453,70 +498,70 @@
         </w:rPr>
         <w:t>Future Skills for Managers</w:t>
       </w:r>
+    </w:p>
+    <w:p>
+      <w:pPr>
+        <w:rPr>
+          <w:rFonts w:hint="eastAsia"/>
+          <w:lang w:val="en-US" w:eastAsia="zh-CN"/>
+        </w:rPr>
+      </w:pPr>
+      <w:r>
+        <w:rPr>
+          <w:rFonts w:hint="eastAsia"/>
+          <w:highlight w:val="yellow"/>
+          <w:lang w:val="en-US" w:eastAsia="zh-CN"/>
+        </w:rPr>
+        <w:t>AI Literacy</w:t>
+      </w:r>
+      <w:r>
+        <w:rPr>
+          <w:rFonts w:hint="eastAsia"/>
+          <w:lang w:val="en-US" w:eastAsia="zh-CN"/>
+        </w:rPr>
+        <w:t xml:space="preserve"> : Understanding how AI works.</w:t>
+      </w:r>
+    </w:p>
+    <w:p>
+      <w:pPr>
+        <w:rPr>
+          <w:rFonts w:hint="eastAsia"/>
+          <w:lang w:val="en-US" w:eastAsia="zh-CN"/>
+        </w:rPr>
+      </w:pPr>
+      <w:r>
+        <w:rPr>
+          <w:rFonts w:hint="eastAsia"/>
+          <w:highlight w:val="yellow"/>
+          <w:lang w:val="en-US" w:eastAsia="zh-CN"/>
+        </w:rPr>
+        <w:t>Data Skills</w:t>
+      </w:r>
+      <w:r>
+        <w:rPr>
+          <w:rFonts w:hint="eastAsia"/>
+          <w:lang w:val="en-US" w:eastAsia="zh-CN"/>
+        </w:rPr>
+        <w:t xml:space="preserve"> : Knowing how to read and use data.</w:t>
+      </w:r>
+    </w:p>
+    <w:p>
+      <w:pPr>
+        <w:rPr>
+          <w:rFonts w:hint="eastAsia"/>
+          <w:lang w:val="en-US" w:eastAsia="zh-CN"/>
+        </w:rPr>
+      </w:pPr>
+      <w:r>
+        <w:rPr>
+          <w:rFonts w:hint="eastAsia"/>
+          <w:highlight w:val="yellow"/>
+          <w:lang w:val="en-US" w:eastAsia="zh-CN"/>
+        </w:rPr>
+        <w:t>Agile Mindset心态</w:t>
+      </w:r>
       <w:bookmarkStart w:id="0" w:name="_GoBack"/>
       <w:bookmarkEnd w:id="0"/>
-    </w:p>
-    <w:p>
-      <w:pPr>
-        <w:rPr>
-          <w:rFonts w:hint="eastAsia"/>
-          <w:lang w:val="en-US" w:eastAsia="zh-CN"/>
-        </w:rPr>
-      </w:pPr>
-      <w:r>
-        <w:rPr>
-          <w:rFonts w:hint="eastAsia"/>
-          <w:highlight w:val="yellow"/>
-          <w:lang w:val="en-US" w:eastAsia="zh-CN"/>
-        </w:rPr>
-        <w:t>AI Literacy</w:t>
-      </w:r>
-      <w:r>
-        <w:rPr>
-          <w:rFonts w:hint="eastAsia"/>
-          <w:lang w:val="en-US" w:eastAsia="zh-CN"/>
-        </w:rPr>
-        <w:t xml:space="preserve"> : Understanding how AI works.</w:t>
-      </w:r>
-    </w:p>
-    <w:p>
-      <w:pPr>
-        <w:rPr>
-          <w:rFonts w:hint="eastAsia"/>
-          <w:lang w:val="en-US" w:eastAsia="zh-CN"/>
-        </w:rPr>
-      </w:pPr>
-      <w:r>
-        <w:rPr>
-          <w:rFonts w:hint="eastAsia"/>
-          <w:highlight w:val="yellow"/>
-          <w:lang w:val="en-US" w:eastAsia="zh-CN"/>
-        </w:rPr>
-        <w:t>Data Skills</w:t>
-      </w:r>
-      <w:r>
-        <w:rPr>
-          <w:rFonts w:hint="eastAsia"/>
-          <w:lang w:val="en-US" w:eastAsia="zh-CN"/>
-        </w:rPr>
-        <w:t xml:space="preserve"> : Knowing how to read and use data.</w:t>
-      </w:r>
-    </w:p>
-    <w:p>
-      <w:pPr>
-        <w:rPr>
-          <w:rFonts w:hint="eastAsia"/>
-          <w:lang w:val="en-US" w:eastAsia="zh-CN"/>
-        </w:rPr>
-      </w:pPr>
-      <w:r>
-        <w:rPr>
-          <w:rFonts w:hint="eastAsia"/>
-          <w:highlight w:val="yellow"/>
-          <w:lang w:val="en-US" w:eastAsia="zh-CN"/>
-        </w:rPr>
-        <w:t>Agile Mindset</w:t>
-      </w:r>
       <w:r>
         <w:rPr>
           <w:rFonts w:hint="eastAsia"/>
